--- a/projects/valuepickr-open-screen/docs/ICICI Lombard.docx
+++ b/projects/valuepickr-open-screen/docs/ICICI Lombard.docx
@@ -32,7 +32,7 @@
           <w:sz w:val="22"/>
           <w:szCs w:val="22"/>
         </w:rPr>
-        <w:t xml:space="preserve">India's largest private non-life insurer (~9.4% GDPI share), benefiting from a specific named structural tailwind - the September 2025 GST exemption on individual health/life premiums - but a mega-cap with no path to a 10x/100x outcome.</w:t>
+        <w:t xml:space="preserve">India's largest private non-life insurer (~9.4% GDPI share) riding the Sept-2025 GST health/life exemption, but Q1FY27 combined ratio spiked to 107.2% on a Supreme Court Motor TP ruling + Fire losses (PAT -46% YoY) - a mega-cap with no 10x/100x path regardless of the recovery outcome.</w:t>
       </w:r>
     </w:p>
     <w:p>
@@ -49,7 +49,7 @@
         <w:spacing w:after="120"/>
       </w:pPr>
       <w:r>
-        <w:t xml:space="preserve">ICICI Lombard is India's largest private general (non-life) insurer by Gross Direct Premium Income, with a diversified motor/health/property book. In September 2025, GST on individual health and life insurance premiums was cut from 18% to nil - a specific, named, sector-wide regulatory/structural shift (not a generic 'good business' claim) that is driving retail health demand; management/analysts cite ~16% H2 FY26 GWP growth expected in health. The reform also forced commission cuts to distributors (input tax credit changes), a near-term profitability offset. Seeded 2026-09-13 via untrusted X triage (@saditya10p, medium conviction claimed).</w:t>
+        <w:t xml:space="preserve">ICICI Lombard is India's largest private general (non-life) insurer by Gross Direct Premium Income, with a diversified motor/health/property book. In September 2025, GST on individual health and life insurance premiums was cut from 18% to nil - a specific, named, sector-wide regulatory/structural shift (not a generic 'good business' claim) that is driving retail health demand; management/analysts cite ~16% H2 FY26 GWP growth expected in health. The reform also forced commission cuts to distributors (input tax credit changes), a near-term profitability offset. Seeded 2026-09-13 via untrusted X triage (@saditya10p, medium conviction claimed). Q1 FY27 (Jun-2026 quarter) PAT fell 46% YoY to Rs 403cr as combined ratio spiked to 107.2% (from 102.9%) on a Supreme Court judgment (compensation for unpaid domestic work under the Motor Vehicles Act) forcing a Rs 165cr claims-reserve provision and large Fire-segment losses; management guides combined ratio back to 102-103% for FY27.</w:t>
       </w:r>
     </w:p>
     <w:p>
@@ -99,7 +99,7 @@
           </w:tcPr>
           <w:p>
             <w:r>
-              <w:t xml:space="preserve">~Rs 72,900 Cr (screener.in); other sources show higher (~Rs 1.02 lakh Cr) - conflicting figures not reconciled this pass</w:t>
+              <w:t xml:space="preserve">~Rs 73,000-75,000 Cr (Sept 2026, screener/tipranks) - resolves prior conflicting ~Rs 1.02 lakh Cr figure, which fresh data does not corroborate</w:t>
             </w:r>
           </w:p>
         </w:tc>
@@ -126,34 +126,34 @@
           </w:tcPr>
           <w:p>
             <w:r>
-              <w:t xml:space="preserve">~Rs 1,545 - Rs 2,065</w:t>
-            </w:r>
-          </w:p>
-        </w:tc>
-      </w:tr>
-      <w:tr>
-        <w:tc>
-          <w:tcPr>
-            <w:tcW w:type="dxa" w:w="3200"/>
-            <w:shd w:fill="F2F2F2" w:val="clear"/>
-          </w:tcPr>
-          <w:p>
-            <w:r>
-              <w:rPr>
-                <w:b/>
-                <w:bCs/>
-              </w:rPr>
-              <w:t xml:space="preserve">Revenue (FY, screener basis)</w:t>
-            </w:r>
-          </w:p>
-        </w:tc>
-        <w:tc>
-          <w:tcPr>
-            <w:tcW w:type="dxa" w:w="5800"/>
-          </w:tcPr>
-          <w:p>
-            <w:r>
-              <w:t xml:space="preserve">~Rs 27,687 Cr; annual revenue ~Rs 24,020 Cr with ~10.3% growth (alternate source)</w:t>
+              <w:t xml:space="preserve">~Rs 1,430 - 2,065 (post Q1FY27 correction)</w:t>
+            </w:r>
+          </w:p>
+        </w:tc>
+      </w:tr>
+      <w:tr>
+        <w:tc>
+          <w:tcPr>
+            <w:tcW w:type="dxa" w:w="3200"/>
+            <w:shd w:fill="F2F2F2" w:val="clear"/>
+          </w:tcPr>
+          <w:p>
+            <w:r>
+              <w:rPr>
+                <w:b/>
+                <w:bCs/>
+              </w:rPr>
+              <w:t xml:space="preserve">Revenue (FY26)</w:t>
+            </w:r>
+          </w:p>
+        </w:tc>
+        <w:tc>
+          <w:tcPr>
+            <w:tcW w:type="dxa" w:w="5800"/>
+          </w:tcPr>
+          <w:p>
+            <w:r>
+              <w:t xml:space="preserve">~Rs 24,000-27,700 Cr (sources vary on gross vs net basis); ~10% GWP growth Q1FY27</w:t>
             </w:r>
           </w:p>
         </w:tc>
@@ -180,7 +180,88 @@
           </w:tcPr>
           <w:p>
             <w:r>
-              <w:t xml:space="preserve">~Rs 2,428 Cr</w:t>
+              <w:t xml:space="preserve">FY26 PAT ~Rs 2,772 Cr; Q1 FY27 PAT Rs 403 Cr, down 46% YoY (vs Rs 747 Cr Q1FY26)</w:t>
+            </w:r>
+          </w:p>
+        </w:tc>
+      </w:tr>
+      <w:tr>
+        <w:tc>
+          <w:tcPr>
+            <w:tcW w:type="dxa" w:w="3200"/>
+            <w:shd w:fill="F2F2F2" w:val="clear"/>
+          </w:tcPr>
+          <w:p>
+            <w:r>
+              <w:rPr>
+                <w:b/>
+                <w:bCs/>
+              </w:rPr>
+              <w:t xml:space="preserve">Combined ratio</w:t>
+            </w:r>
+          </w:p>
+        </w:tc>
+        <w:tc>
+          <w:tcPr>
+            <w:tcW w:type="dxa" w:w="5800"/>
+          </w:tcPr>
+          <w:p>
+            <w:r>
+              <w:t xml:space="preserve">Q1 FY27: 107.2% (vs 102.9% Q1FY26) - guided to normalize to 102-103% for FY27</w:t>
+            </w:r>
+          </w:p>
+        </w:tc>
+      </w:tr>
+      <w:tr>
+        <w:tc>
+          <w:tcPr>
+            <w:tcW w:type="dxa" w:w="3200"/>
+            <w:shd w:fill="F2F2F2" w:val="clear"/>
+          </w:tcPr>
+          <w:p>
+            <w:r>
+              <w:rPr>
+                <w:b/>
+                <w:bCs/>
+              </w:rPr>
+              <w:t xml:space="preserve">Solvency ratio</w:t>
+            </w:r>
+          </w:p>
+        </w:tc>
+        <w:tc>
+          <w:tcPr>
+            <w:tcW w:type="dxa" w:w="5800"/>
+          </w:tcPr>
+          <w:p>
+            <w:r>
+              <w:t xml:space="preserve">2.71x as of Jun-2026 (up from 2.67x Mar-2026), vs 1.5x regulatory minimum</w:t>
+            </w:r>
+          </w:p>
+        </w:tc>
+      </w:tr>
+      <w:tr>
+        <w:tc>
+          <w:tcPr>
+            <w:tcW w:type="dxa" w:w="3200"/>
+            <w:shd w:fill="F2F2F2" w:val="clear"/>
+          </w:tcPr>
+          <w:p>
+            <w:r>
+              <w:rPr>
+                <w:b/>
+                <w:bCs/>
+              </w:rPr>
+              <w:t xml:space="preserve">Valuation</w:t>
+            </w:r>
+          </w:p>
+        </w:tc>
+        <w:tc>
+          <w:tcPr>
+            <w:tcW w:type="dxa" w:w="5800"/>
+          </w:tcPr>
+          <w:p>
+            <w:r>
+              <w:t xml:space="preserve">P/E (trailing) ~31.1x; P/B ~4.44x (Sept 2026)</w:t>
             </w:r>
           </w:p>
         </w:tc>
@@ -207,7 +288,7 @@
           </w:tcPr>
           <w:p>
             <w:r>
-              <w:t xml:space="preserve">~17%</w:t>
+              <w:t xml:space="preserve">~17% (FY26 basis; Q1FY27 quarter depressed by the one-off provisioning hit)</w:t>
             </w:r>
           </w:p>
         </w:tc>
@@ -234,7 +315,7 @@
           </w:tcPr>
           <w:p>
             <w:r>
-              <w:t xml:space="preserve">~51.2%</w:t>
+              <w:t xml:space="preserve">~51.2%, stable</w:t>
             </w:r>
           </w:p>
         </w:tc>
@@ -261,7 +342,7 @@
           </w:tcPr>
           <w:p>
             <w:r>
-              <w:t xml:space="preserve">Largest private non-life insurer, ~9.4% GDPI market share</w:t>
+              <w:t xml:space="preserve">Largest private non-life insurer, ~9.4% GDPI share; Health segment share 3.5% -&gt; 4.5% YoY in Q1FY27</w:t>
             </w:r>
           </w:p>
         </w:tc>
@@ -277,7 +358,7 @@
         <w:spacing w:after="120"/>
       </w:pPr>
       <w:r>
-        <w:t xml:space="preserve">The GST reform (Sept 2025) is a genuine structural tailwind for retail health insurance demand - premiums became cheaper for policyholders overnight, and ICICI Lombard is a direct beneficiary given its scale in health/retail lines. Near-term, insurers had to cut distributor commissions to protect margins under the new input-tax-credit regime, which is a real offset worth watching over the next few quarters. ROE (~17%) and market position are solid for the sector. This is a real, named inflection - not a generic bull case - but the company is already a ~Rs 70,000-100,000 Cr mega-cap, which rules out extreme-return (10x/100x) math regardless of the tailwind's quality.</w:t>
+        <w:t xml:space="preserve">The GST reform (Sept 2025) remains a genuine structural tailwind for retail health insurance demand, and it is showing up in the numbers - Health segment GWP grew 24.9% YoY in Q1 FY27, well ahead of the ~20% industry rate, taking ICICI Lombard's health market share from 3.5% to 4.5%. But this pass's fresh primary-document read surfaces a materially negative near-term development the prior pass missed: a Supreme Court judgment (11-Jun-2026) creating a new compensation head for unpaid domestic work under the Motor Vehicles Act forced a Rs 165cr claims-reserve provision, pushing the combined ratio to 107.2% (from 102.9% a year earlier) and cutting Q1FY27 PAT 46% YoY to Rs 403cr. Motor TP loss ratios are expected to rise 12-15 percentage points industry-wide until premium rates are revised - a regulatory process outside the company's control. Management guides combined ratio back to 102-103% for FY27, but multiple brokerages (Jefferies, Citi, MOFSL) cut FY27-29 estimates and some downgraded the stock (Reduce/Neutral) after the print; JPMorgan and Emkay held Add/Buy but trimmed targets. Solvency (2.71x) remains comfortably above the regulatory 1.5x minimum, and FY26 full-year profit (Rs 2,772cr) supported a Rs 7/share dividend. B S R &amp; Co LLP was appointed as new joint statutory auditor for FY26 onward, succeeding PKF Sridhar &amp; Santhanam - a routine mandated audit rotation, not a governance red flag. Regardless of how the recovery plays out, the company is a ~Rs 73,000-75,000 Cr mega-cap, which rules out extreme-return (10x/100x) math.</w:t>
       </w:r>
     </w:p>
     <w:p>
@@ -286,32 +367,22 @@
         <w:spacing w:after="120" w:before="280"/>
       </w:pPr>
       <w:r>
-        <w:t xml:space="preserve">Technical Read (Weekly / Monthly MACD + Bollinger Bands, or RSI/CCI/Williams %R proxy)</w:t>
-      </w:r>
-    </w:p>
-    <w:p>
-      <w:pPr>
-        <w:spacing w:after="120"/>
-      </w:pPr>
-      <w:r>
-        <w:t xml:space="preserve">Trading in the upper half of its 52-week range (~Rs 1,545-2,065) - not decision-relevant to the large-cap 'neither' verdict.</w:t>
-      </w:r>
-    </w:p>
-    <w:p>
-      <w:pPr>
-        <w:pStyle w:val="Heading1"/>
-        <w:spacing w:after="120" w:before="280"/>
-      </w:pPr>
-      <w:r>
-        <w:t xml:space="preserve">ValuePickr Community Signal</w:t>
-      </w:r>
-    </w:p>
-    <w:p>
-      <w:pPr>
-        <w:spacing w:after="120"/>
-      </w:pPr>
-      <w:r>
-        <w:t xml:space="preserve">No forum deep-dive performed - large-cap-with-inflection still can't support this project's 10x/100x thesis, so a full ValuePickr thread read was not pursued per fast-triage scope. No dedicated thread search attempted this pass; topic_id remains null.</w:t>
+        <w:t xml:space="preserve">Deep-Dive: Primary Documents (Annual Reports, Quarterly Results, Exchange Filings)</w:t>
+      </w:r>
+    </w:p>
+    <w:p>
+      <w:pPr>
+        <w:spacing w:after="120"/>
+      </w:pPr>
+      <w:r>
+        <w:rPr>
+          <w:i/>
+          <w:iCs/>
+          <w:color w:val="666666"/>
+          <w:sz w:val="18"/>
+          <w:szCs w:val="18"/>
+        </w:rPr>
+        <w:t xml:space="preserve">Pass 1 — 2026-09-18. Built from the company's own filings (3 years of annual reports, ~4 quarters of results/concalls, and 6 months of BSE/NSE announcements), read via the web — a deeper layer than the forum-sentiment read below.</w:t>
       </w:r>
     </w:p>
     <w:p>
@@ -325,14 +396,358 @@
           <w:sz w:val="20"/>
           <w:szCs w:val="20"/>
         </w:rPr>
-        <w:t xml:space="preserve">High-conviction call from a top contributor: </w:t>
-      </w:r>
-      <w:r>
-        <w:rPr>
+        <w:t xml:space="preserve">Sources reviewed this pass:</w:t>
+      </w:r>
+    </w:p>
+    <w:p>
+      <w:pPr>
+        <w:pStyle w:val="ListParagraph"/>
+        <w:numPr>
+          <w:ilvl w:val="0"/>
+          <w:numId w:val="1"/>
+        </w:numPr>
+        <w:spacing w:after="60"/>
+      </w:pPr>
+      <w:r>
+        <w:t xml:space="preserve">Q1 FY27 (Jun-2026 quarter) results &amp; earnings-call coverage (Sahi, Yahoo Finance, Business Standard, HDFC Sky, India Infoline)</w:t>
+      </w:r>
+    </w:p>
+    <w:p>
+      <w:pPr>
+        <w:pStyle w:val="ListParagraph"/>
+        <w:numPr>
+          <w:ilvl w:val="0"/>
+          <w:numId w:val="1"/>
+        </w:numPr>
+        <w:spacing w:after="60"/>
+      </w:pPr>
+      <w:r>
+        <w:t xml:space="preserve">FY26 annual results / dividend announcement coverage (Whalesbook)</w:t>
+      </w:r>
+    </w:p>
+    <w:p>
+      <w:pPr>
+        <w:pStyle w:val="ListParagraph"/>
+        <w:numPr>
+          <w:ilvl w:val="0"/>
+          <w:numId w:val="1"/>
+        </w:numPr>
+        <w:spacing w:after="60"/>
+      </w:pPr>
+      <w:r>
+        <w:t xml:space="preserve">Brokerage reaction round-ups post Q1FY27 (Emkay, JPMorgan, Jefferies, Citi, MOFSL) via IndiaInfoline/cofacto.ai</w:t>
+      </w:r>
+    </w:p>
+    <w:p>
+      <w:pPr>
+        <w:pStyle w:val="ListParagraph"/>
+        <w:numPr>
+          <w:ilvl w:val="0"/>
+          <w:numId w:val="1"/>
+        </w:numPr>
+        <w:spacing w:after="60"/>
+      </w:pPr>
+      <w:r>
+        <w:t xml:space="preserve">Market-cap/valuation data points (Sharekhan, INDmoney, TipRanks) as of Sept 2026</w:t>
+      </w:r>
+    </w:p>
+    <w:p>
+      <w:pPr>
+        <w:pStyle w:val="ListParagraph"/>
+        <w:numPr>
+          <w:ilvl w:val="0"/>
+          <w:numId w:val="1"/>
+        </w:numPr>
+        <w:spacing w:after="60"/>
+      </w:pPr>
+      <w:r>
+        <w:t xml:space="preserve">Auditor-rotation and promoter-holding data points via general web search</w:t>
+      </w:r>
+    </w:p>
+    <w:p>
+      <w:pPr>
+        <w:spacing w:after="120"/>
+      </w:pPr>
+      <w:r>
+        <w:rPr>
+          <w:b/>
+          <w:bCs/>
           <w:sz w:val="20"/>
           <w:szCs w:val="20"/>
         </w:rPr>
-        <w:t xml:space="preserve">None sought this pass beyond the originating X mention.</w:t>
+        <w:t xml:space="preserve">Annual-report findings (3-year view):</w:t>
+      </w:r>
+    </w:p>
+    <w:p>
+      <w:pPr>
+        <w:pStyle w:val="ListParagraph"/>
+        <w:numPr>
+          <w:ilvl w:val="0"/>
+          <w:numId w:val="1"/>
+        </w:numPr>
+        <w:spacing w:after="60"/>
+      </w:pPr>
+      <w:r>
+        <w:t xml:space="preserve">FY26 full-year PAT ~Rs 2,772cr; Board recommended Rs 7/share final dividend</w:t>
+      </w:r>
+    </w:p>
+    <w:p>
+      <w:pPr>
+        <w:pStyle w:val="ListParagraph"/>
+        <w:numPr>
+          <w:ilvl w:val="0"/>
+          <w:numId w:val="1"/>
+        </w:numPr>
+        <w:spacing w:after="60"/>
+      </w:pPr>
+      <w:r>
+        <w:t xml:space="preserve">B S R &amp; Co LLP appointed joint statutory auditor for FY26 onward (4-yr term), succeeding PKF Sridhar &amp; Santhanam - routine mandated rotation</w:t>
+      </w:r>
+    </w:p>
+    <w:p>
+      <w:pPr>
+        <w:pStyle w:val="ListParagraph"/>
+        <w:numPr>
+          <w:ilvl w:val="0"/>
+          <w:numId w:val="1"/>
+        </w:numPr>
+        <w:spacing w:after="60"/>
+      </w:pPr>
+      <w:r>
+        <w:t xml:space="preserve">Promoter (ICICI Bank group) holding stable at ~51.2%, no pledge</w:t>
+      </w:r>
+    </w:p>
+    <w:p>
+      <w:pPr>
+        <w:spacing w:after="120"/>
+      </w:pPr>
+      <w:r>
+        <w:rPr>
+          <w:b/>
+          <w:bCs/>
+          <w:sz w:val="20"/>
+          <w:szCs w:val="20"/>
+        </w:rPr>
+        <w:t xml:space="preserve">Quarterly trend (last ~4 quarters + concall commentary):</w:t>
+      </w:r>
+    </w:p>
+    <w:p>
+      <w:pPr>
+        <w:pStyle w:val="ListParagraph"/>
+        <w:numPr>
+          <w:ilvl w:val="0"/>
+          <w:numId w:val="1"/>
+        </w:numPr>
+        <w:spacing w:after="60"/>
+      </w:pPr>
+      <w:r>
+        <w:t xml:space="preserve">Q1 FY27: GWP +10% YoY to Rs 8,860cr; PAT -46% YoY to Rs 403cr; combined ratio 107.2% (vs 102.9% Q1FY26); solvency 2.71x (vs 2.67x Mar-26)</w:t>
+      </w:r>
+    </w:p>
+    <w:p>
+      <w:pPr>
+        <w:pStyle w:val="ListParagraph"/>
+        <w:numPr>
+          <w:ilvl w:val="0"/>
+          <w:numId w:val="1"/>
+        </w:numPr>
+        <w:spacing w:after="60"/>
+      </w:pPr>
+      <w:r>
+        <w:t xml:space="preserve">Health segment +24.9% YoY in Q1FY27, share 3.5% -&gt; 4.5% YoY</w:t>
+      </w:r>
+    </w:p>
+    <w:p>
+      <w:pPr>
+        <w:pStyle w:val="ListParagraph"/>
+        <w:numPr>
+          <w:ilvl w:val="0"/>
+          <w:numId w:val="1"/>
+        </w:numPr>
+        <w:spacing w:after="60"/>
+      </w:pPr>
+      <w:r>
+        <w:t xml:space="preserve">Supreme Court judgment (11-Jun-2026) on Motor Vehicles Act compensation for unpaid domestic work forced a Rs 165cr claims-reserve provision (2.8pt combined-ratio hit); Motor TP loss ratio expected +12-15pts industry-wide pending premium repricing</w:t>
+      </w:r>
+    </w:p>
+    <w:p>
+      <w:pPr>
+        <w:spacing w:after="120"/>
+      </w:pPr>
+      <w:r>
+        <w:rPr>
+          <w:b/>
+          <w:bCs/>
+          <w:sz w:val="20"/>
+          <w:szCs w:val="20"/>
+        </w:rPr>
+        <w:t xml:space="preserve">Exchange announcements (last 6 months):</w:t>
+      </w:r>
+    </w:p>
+    <w:p>
+      <w:pPr>
+        <w:pStyle w:val="ListParagraph"/>
+        <w:numPr>
+          <w:ilvl w:val="0"/>
+          <w:numId w:val="1"/>
+        </w:numPr>
+        <w:spacing w:after="60"/>
+      </w:pPr>
+      <w:r>
+        <w:t xml:space="preserve">GST-driven commission-structure revision to distributors on GST-exempt policies (Oct 2025, ongoing margin offset)</w:t>
+      </w:r>
+    </w:p>
+    <w:p>
+      <w:pPr>
+        <w:pStyle w:val="ListParagraph"/>
+        <w:numPr>
+          <w:ilvl w:val="0"/>
+          <w:numId w:val="1"/>
+        </w:numPr>
+        <w:spacing w:after="60"/>
+      </w:pPr>
+      <w:r>
+        <w:t xml:space="preserve">Multiple investor/analyst meetings scheduled (e.g. Morgan Stanley, Aug-2026)</w:t>
+      </w:r>
+    </w:p>
+    <w:p>
+      <w:pPr>
+        <w:pStyle w:val="ListParagraph"/>
+        <w:numPr>
+          <w:ilvl w:val="0"/>
+          <w:numId w:val="1"/>
+        </w:numPr>
+        <w:spacing w:after="60"/>
+      </w:pPr>
+      <w:r>
+        <w:t xml:space="preserve">Brokerage target-price cuts and 2 downgrades to Reduce/Neutral post Q1FY27 (MOFSL, one other); JPMorgan/Emkay held Add but trimmed targets ~10%</w:t>
+      </w:r>
+    </w:p>
+    <w:p>
+      <w:pPr>
+        <w:spacing w:after="120"/>
+      </w:pPr>
+      <w:r>
+        <w:rPr>
+          <w:b/>
+          <w:bCs/>
+          <w:sz w:val="20"/>
+          <w:szCs w:val="20"/>
+        </w:rPr>
+        <w:t xml:space="preserve">Key new facts vs. the prior write-up:</w:t>
+      </w:r>
+    </w:p>
+    <w:p>
+      <w:pPr>
+        <w:pStyle w:val="ListParagraph"/>
+        <w:numPr>
+          <w:ilvl w:val="0"/>
+          <w:numId w:val="1"/>
+        </w:numPr>
+        <w:spacing w:after="60"/>
+      </w:pPr>
+      <w:r>
+        <w:t xml:space="preserve">Q1FY27 PAT collapsed 46% YoY - not visible in the prior pass, which was based only on the Sept-2025 GST-exemption thesis</w:t>
+      </w:r>
+    </w:p>
+    <w:p>
+      <w:pPr>
+        <w:pStyle w:val="ListParagraph"/>
+        <w:numPr>
+          <w:ilvl w:val="0"/>
+          <w:numId w:val="1"/>
+        </w:numPr>
+        <w:spacing w:after="60"/>
+      </w:pPr>
+      <w:r>
+        <w:t xml:space="preserve">The negative driver (Supreme Court Motor TP ruling) is regulatory/industry-wide, not company-specific mismanagement, and management guides a return to 102-103% combined ratio in FY27</w:t>
+      </w:r>
+    </w:p>
+    <w:p>
+      <w:pPr>
+        <w:pStyle w:val="ListParagraph"/>
+        <w:numPr>
+          <w:ilvl w:val="0"/>
+          <w:numId w:val="1"/>
+        </w:numPr>
+        <w:spacing w:after="60"/>
+      </w:pPr>
+      <w:r>
+        <w:t xml:space="preserve">Market-cap conflict from the prior pass (~Rs 72,900cr vs ~Rs 1.02 lakh cr) is resolved - fresh Sept-2026 data consistently shows ~Rs 73,000-75,000cr; the higher figure was not corroborated</w:t>
+      </w:r>
+    </w:p>
+    <w:p>
+      <w:pPr>
+        <w:spacing w:after="120"/>
+      </w:pPr>
+      <w:r>
+        <w:rPr>
+          <w:b/>
+          <w:bCs/>
+          <w:sz w:val="20"/>
+          <w:szCs w:val="20"/>
+        </w:rPr>
+        <w:t xml:space="preserve">Open questions / what to watch:</w:t>
+      </w:r>
+    </w:p>
+    <w:p>
+      <w:pPr>
+        <w:pStyle w:val="ListParagraph"/>
+        <w:numPr>
+          <w:ilvl w:val="0"/>
+          <w:numId w:val="1"/>
+        </w:numPr>
+        <w:spacing w:after="60"/>
+      </w:pPr>
+      <w:r>
+        <w:t xml:space="preserve">Will IRDAI approve Motor TP premium hikes fast enough for the FY27 102-103% combined-ratio guide to hold?</w:t>
+      </w:r>
+    </w:p>
+    <w:p>
+      <w:pPr>
+        <w:pStyle w:val="ListParagraph"/>
+        <w:numPr>
+          <w:ilvl w:val="0"/>
+          <w:numId w:val="1"/>
+        </w:numPr>
+        <w:spacing w:after="60"/>
+      </w:pPr>
+      <w:r>
+        <w:t xml:space="preserve">Is the Fire-segment loss in Q1FY27 a one-off catastrophe event or a repeatable trend?</w:t>
+      </w:r>
+    </w:p>
+    <w:p>
+      <w:pPr>
+        <w:pStyle w:val="ListParagraph"/>
+        <w:numPr>
+          <w:ilvl w:val="0"/>
+          <w:numId w:val="1"/>
+        </w:numPr>
+        <w:spacing w:after="60"/>
+      </w:pPr>
+      <w:r>
+        <w:t xml:space="preserve">RPT trend and dividend-history track record not independently verified this pass (marked unclear rather than guessed)</w:t>
+      </w:r>
+    </w:p>
+    <w:p>
+      <w:pPr>
+        <w:spacing w:after="120" w:before="120"/>
+      </w:pPr>
+      <w:r>
+        <w:rPr>
+          <w:b/>
+          <w:bCs/>
+          <w:sz w:val="20"/>
+          <w:szCs w:val="20"/>
+        </w:rPr>
+        <w:t xml:space="preserve">Conviction impact: </w:t>
+      </w:r>
+      <w:r>
+        <w:rPr>
+          <w:sz w:val="20"/>
+          <w:szCs w:val="20"/>
+        </w:rPr>
+        <w:t xml:space="preserve">Medium -&gt; Low-Medium. The named GST tailwind is real and gaining share, but this pass's primary-document read surfaced a Q1FY27 earnings shock (PAT -46% YoY, combined ratio 107.2%) from a Supreme Court Motor TP ruling that is outside management's control - a material near-term risk the original triage-level pass did not have visibility into. Mega-cap size already kept thesis_fit at 'neither'; this just tempers how much weight the name deserves in the Overall confidence list until 1-2 quarters of combined-ratio recovery are proven.</w:t>
       </w:r>
     </w:p>
     <w:p>
@@ -341,63 +756,936 @@
         <w:spacing w:after="120" w:before="280"/>
       </w:pPr>
       <w:r>
-        <w:t xml:space="preserve">BSE Corporate Actions / Other Red Flags</w:t>
-      </w:r>
-    </w:p>
-    <w:p>
-      <w:pPr>
-        <w:spacing w:after="120"/>
-      </w:pPr>
-      <w:r>
-        <w:t xml:space="preserve">No SEBI/fraud/going-concern red flags found. Company has faced routine GST demand notices/disputes (standard for insurers post the 2025 GST rate change) and has contested/received partial relief on some of these - administrative/tax litigation noise, not a red-flag-tier issue.</w:t>
-      </w:r>
-    </w:p>
+        <w:t xml:space="preserve">Ishmohit-Lens Checks (value chain · earnings quality · growth trajectory · management · quality metrics · track record · global-signal check)</w:t>
+      </w:r>
+    </w:p>
+    <w:p>
+      <w:pPr>
+        <w:spacing w:after="120"/>
+      </w:pPr>
+      <w:r>
+        <w:rPr>
+          <w:i/>
+          <w:iCs/>
+          <w:color w:val="666666"/>
+          <w:sz w:val="18"/>
+          <w:szCs w:val="18"/>
+        </w:rPr>
+        <w:t xml:space="preserve">Extra checks drawn from @ishmohit1 / SOIC methodology (playbook/ishmohit-soic-style.md): where the company sits in its value chain and what the supply side is doing, whether a margin/PAT inflection is structural or a cyclical peak, the rate-of-change of growth vs. what the multiple demands, and management quality as a positive attribute.</w:t>
+      </w:r>
+    </w:p>
+    <w:p>
+      <w:pPr>
+        <w:spacing w:after="120"/>
+      </w:pPr>
+      <w:r>
+        <w:rPr>
+          <w:b/>
+          <w:bCs/>
+          <w:sz w:val="20"/>
+          <w:szCs w:val="20"/>
+        </w:rPr>
+        <w:t xml:space="preserve">Value chain &amp; supply side:</w:t>
+      </w:r>
+    </w:p>
+    <w:tbl>
+      <w:tblPr>
+        <w:tblW w:type="dxa" w:w="9000"/>
+        <w:tblBorders>
+          <w:top w:val="single" w:color="auto" w:sz="4"/>
+          <w:left w:val="single" w:color="auto" w:sz="4"/>
+          <w:bottom w:val="single" w:color="auto" w:sz="4"/>
+          <w:right w:val="single" w:color="auto" w:sz="4"/>
+          <w:insideH w:val="single" w:color="auto" w:sz="4"/>
+          <w:insideV w:val="single" w:color="auto" w:sz="4"/>
+        </w:tblBorders>
+      </w:tblPr>
+      <w:tblGrid>
+        <w:gridCol w:w="3200"/>
+        <w:gridCol w:w="5800"/>
+      </w:tblGrid>
+      <w:tr>
+        <w:tc>
+          <w:tcPr>
+            <w:tcW w:type="dxa" w:w="3200"/>
+            <w:shd w:fill="F2F2F2" w:val="clear"/>
+          </w:tcPr>
+          <w:p>
+            <w:r>
+              <w:rPr>
+                <w:b/>
+                <w:bCs/>
+              </w:rPr>
+              <w:t xml:space="preserve">Theme</w:t>
+            </w:r>
+          </w:p>
+        </w:tc>
+        <w:tc>
+          <w:tcPr>
+            <w:tcW w:type="dxa" w:w="5800"/>
+          </w:tcPr>
+          <w:p>
+            <w:r>
+              <w:t xml:space="preserve">general insurance - motor/health/property, GST-driven retail health formalisation</w:t>
+            </w:r>
+          </w:p>
+        </w:tc>
+      </w:tr>
+      <w:tr>
+        <w:tc>
+          <w:tcPr>
+            <w:tcW w:type="dxa" w:w="3200"/>
+            <w:shd w:fill="F2F2F2" w:val="clear"/>
+          </w:tcPr>
+          <w:p>
+            <w:r>
+              <w:rPr>
+                <w:b/>
+                <w:bCs/>
+              </w:rPr>
+              <w:t xml:space="preserve">This company's position</w:t>
+            </w:r>
+          </w:p>
+        </w:tc>
+        <w:tc>
+          <w:tcPr>
+            <w:tcW w:type="dxa" w:w="5800"/>
+          </w:tcPr>
+          <w:p>
+            <w:r>
+              <w:t xml:space="preserve">largest private non-life insurer by GDPI; scale distribution (agency+bancassurance+digital) across motor, health and property lines</w:t>
+            </w:r>
+          </w:p>
+        </w:tc>
+      </w:tr>
+      <w:tr>
+        <w:tc>
+          <w:tcPr>
+            <w:tcW w:type="dxa" w:w="3200"/>
+            <w:shd w:fill="F2F2F2" w:val="clear"/>
+          </w:tcPr>
+          <w:p>
+            <w:r>
+              <w:rPr>
+                <w:b/>
+                <w:bCs/>
+              </w:rPr>
+              <w:t xml:space="preserve">Bottleneck node (pricing power)</w:t>
+            </w:r>
+          </w:p>
+        </w:tc>
+        <w:tc>
+          <w:tcPr>
+            <w:tcW w:type="dxa" w:w="5800"/>
+          </w:tcPr>
+          <w:p>
+            <w:r>
+              <w:t xml:space="preserve">IRDAI approval timeline for Motor TP premium repricing after the Supreme Court ruling</w:t>
+            </w:r>
+          </w:p>
+        </w:tc>
+      </w:tr>
+      <w:tr>
+        <w:tc>
+          <w:tcPr>
+            <w:tcW w:type="dxa" w:w="3200"/>
+            <w:shd w:fill="F2F2F2" w:val="clear"/>
+          </w:tcPr>
+          <w:p>
+            <w:r>
+              <w:rPr>
+                <w:b/>
+                <w:bCs/>
+              </w:rPr>
+              <w:t xml:space="preserve">Supply-side status</w:t>
+            </w:r>
+          </w:p>
+        </w:tc>
+        <w:tc>
+          <w:tcPr>
+            <w:tcW w:type="dxa" w:w="5800"/>
+          </w:tcPr>
+          <w:p>
+            <w:r>
+              <w:t xml:space="preserve">balanced</w:t>
+            </w:r>
+          </w:p>
+        </w:tc>
+      </w:tr>
+      <w:tr>
+        <w:tc>
+          <w:tcPr>
+            <w:tcW w:type="dxa" w:w="3200"/>
+            <w:shd w:fill="F2F2F2" w:val="clear"/>
+          </w:tcPr>
+          <w:p>
+            <w:r>
+              <w:rPr>
+                <w:b/>
+                <w:bCs/>
+              </w:rPr>
+              <w:t xml:space="preserve">Adjacent-node peers</w:t>
+            </w:r>
+          </w:p>
+        </w:tc>
+        <w:tc>
+          <w:tcPr>
+            <w:tcW w:type="dxa" w:w="5800"/>
+          </w:tcPr>
+          <w:p>
+            <w:r>
+              <w:t xml:space="preserve">HDFC Ergo General Insurance, Bajaj Allianz General Insurance, Tata AIG General Insurance, Star Health &amp; Allied Insurance</w:t>
+            </w:r>
+          </w:p>
+        </w:tc>
+      </w:tr>
+    </w:tbl>
+    <w:p>
+      <w:pPr>
+        <w:spacing w:after="120"/>
+      </w:pPr>
+      <w:r>
+        <w:rPr>
+          <w:color w:val="666666"/>
+          <w:sz w:val="18"/>
+          <w:szCs w:val="18"/>
+        </w:rPr>
+        <w:t xml:space="preserve">Scale and distribution are the moat, not pricing power on any single line; the Motor TP shock is an industry-wide regulatory event, not company-specific mispricing.</w:t>
+      </w:r>
+    </w:p>
+    <w:p>
+      <w:pPr>
+        <w:spacing w:after="60" w:before="120"/>
+      </w:pPr>
+      <w:r>
+        <w:rPr>
+          <w:b/>
+          <w:bCs/>
+          <w:sz w:val="20"/>
+          <w:szCs w:val="20"/>
+        </w:rPr>
+        <w:t xml:space="preserve">Earnings quality: </w:t>
+      </w:r>
+      <w:r>
+        <w:rPr>
+          <w:sz w:val="20"/>
+          <w:szCs w:val="20"/>
+        </w:rPr>
+        <w:t xml:space="preserve">margin driver mixed</w:t>
+      </w:r>
+      <w:r>
+        <w:rPr>
+          <w:b/>
+          <w:bCs/>
+          <w:color w:val="A32020"/>
+          <w:sz w:val="20"/>
+          <w:szCs w:val="20"/>
+        </w:rPr>
+        <w:t xml:space="preserve"/>
+      </w:r>
+    </w:p>
+    <w:p>
+      <w:pPr>
+        <w:spacing w:after="120"/>
+      </w:pPr>
+      <w:r>
+        <w:rPr>
+          <w:color w:val="666666"/>
+          <w:sz w:val="18"/>
+          <w:szCs w:val="18"/>
+        </w:rPr>
+        <w:t xml:space="preserve">Drivers: GST-driven retail health demand (structural, positive); Supreme Court Motor TP ruling raising loss-ratio industry-wide (regulatory, negative, multi-quarter until repriced); Fire-segment large losses in Q1FY27 (cyclical/catastrophe-linked, negative).</w:t>
+      </w:r>
+    </w:p>
+    <w:p>
+      <w:pPr>
+        <w:spacing w:after="120"/>
+      </w:pPr>
+      <w:r>
+        <w:rPr>
+          <w:color w:val="666666"/>
+          <w:sz w:val="18"/>
+          <w:szCs w:val="18"/>
+        </w:rPr>
+        <w:t xml:space="preserve">Q1FY27's 107.2% combined ratio is BELOW the FY27 guided normalized level (102-103%) - i.e. a trough, not a peak; the risk is repricing delay, not margin being unsustainably high.</w:t>
+      </w:r>
+    </w:p>
+    <w:p>
+      <w:pPr>
+        <w:spacing w:after="60" w:before="120"/>
+      </w:pPr>
+      <w:r>
+        <w:rPr>
+          <w:b/>
+          <w:bCs/>
+          <w:sz w:val="20"/>
+          <w:szCs w:val="20"/>
+        </w:rPr>
+        <w:t xml:space="preserve">Growth trajectory: </w:t>
+      </w:r>
+      <w:r>
+        <w:rPr>
+          <w:b/>
+          <w:bCs/>
+          <w:color w:val="A32020"/>
+          <w:sz w:val="20"/>
+          <w:szCs w:val="20"/>
+        </w:rPr>
+        <w:t xml:space="preserve">YoY growth rate is decelerating</w:t>
+      </w:r>
+    </w:p>
+    <w:p>
+      <w:pPr>
+        <w:spacing w:after="120"/>
+      </w:pPr>
+      <w:r>
+        <w:rPr>
+          <w:color w:val="666666"/>
+          <w:sz w:val="18"/>
+          <w:szCs w:val="18"/>
+        </w:rPr>
+        <w:t xml:space="preserve">GWP growth held steady around 10% YoY through Q1FY27, but PAT growth swung from +YoY in FY26 (full-year PAT ~Rs 2,772cr) to -46% YoY in Q1FY27 (Rs 403cr vs Rs 747cr) on the combined-ratio spike.</w:t>
+      </w:r>
+    </w:p>
+    <w:p>
+      <w:pPr>
+        <w:spacing w:after="120"/>
+      </w:pPr>
+      <w:r>
+        <w:rPr>
+          <w:color w:val="666666"/>
+          <w:sz w:val="18"/>
+          <w:szCs w:val="18"/>
+        </w:rPr>
+        <w:t xml:space="preserve">Reverse P/E: Current ~31x trailing P/E is inflated by a depressed Q1 EPS; brokerage FY27-28E multiples of 25-28x already assume a return toward 102-103% combined ratio - if Motor TP repricing slips, the multiple has further to de-rate.</w:t>
+      </w:r>
+    </w:p>
+    <w:p>
+      <w:pPr>
+        <w:spacing w:after="120"/>
+      </w:pPr>
+      <w:r>
+        <w:rPr>
+          <w:b/>
+          <w:bCs/>
+          <w:sz w:val="20"/>
+          <w:szCs w:val="20"/>
+        </w:rPr>
+        <w:t xml:space="preserve">Management quality (TVGP's "P"):</w:t>
+      </w:r>
+    </w:p>
+    <w:tbl>
+      <w:tblPr>
+        <w:tblW w:type="dxa" w:w="9000"/>
+        <w:tblBorders>
+          <w:top w:val="single" w:color="auto" w:sz="4"/>
+          <w:left w:val="single" w:color="auto" w:sz="4"/>
+          <w:bottom w:val="single" w:color="auto" w:sz="4"/>
+          <w:right w:val="single" w:color="auto" w:sz="4"/>
+          <w:insideH w:val="single" w:color="auto" w:sz="4"/>
+          <w:insideV w:val="single" w:color="auto" w:sz="4"/>
+        </w:tblBorders>
+      </w:tblPr>
+      <w:tblGrid>
+        <w:gridCol w:w="3200"/>
+        <w:gridCol w:w="5800"/>
+      </w:tblGrid>
+      <w:tr>
+        <w:tc>
+          <w:tcPr>
+            <w:tcW w:type="dxa" w:w="3200"/>
+            <w:shd w:fill="F2F2F2" w:val="clear"/>
+          </w:tcPr>
+          <w:p>
+            <w:r>
+              <w:rPr>
+                <w:b/>
+                <w:bCs/>
+              </w:rPr>
+              <w:t xml:space="preserve">Assessment</w:t>
+            </w:r>
+          </w:p>
+        </w:tc>
+        <w:tc>
+          <w:tcPr>
+            <w:tcW w:type="dxa" w:w="5800"/>
+          </w:tcPr>
+          <w:p>
+            <w:r>
+              <w:t xml:space="preserve">neutral</w:t>
+            </w:r>
+          </w:p>
+        </w:tc>
+      </w:tr>
+      <w:tr>
+        <w:tc>
+          <w:tcPr>
+            <w:tcW w:type="dxa" w:w="3200"/>
+            <w:shd w:fill="F2F2F2" w:val="clear"/>
+          </w:tcPr>
+          <w:p>
+            <w:r>
+              <w:rPr>
+                <w:b/>
+                <w:bCs/>
+              </w:rPr>
+              <w:t xml:space="preserve">Capital allocation</w:t>
+            </w:r>
+          </w:p>
+        </w:tc>
+        <w:tc>
+          <w:tcPr>
+            <w:tcW w:type="dxa" w:w="5800"/>
+          </w:tcPr>
+          <w:p>
+            <w:r>
+              <w:t xml:space="preserve">Core-business reinvestment only (distribution, digital, underwriting capacity); no unrelated diversification found this pass (neutral)</w:t>
+            </w:r>
+          </w:p>
+        </w:tc>
+      </w:tr>
+      <w:tr>
+        <w:tc>
+          <w:tcPr>
+            <w:tcW w:type="dxa" w:w="3200"/>
+            <w:shd w:fill="F2F2F2" w:val="clear"/>
+          </w:tcPr>
+          <w:p>
+            <w:r>
+              <w:rPr>
+                <w:b/>
+                <w:bCs/>
+              </w:rPr>
+              <w:t xml:space="preserve">Related-party trend</w:t>
+            </w:r>
+          </w:p>
+        </w:tc>
+        <w:tc>
+          <w:tcPr>
+            <w:tcW w:type="dxa" w:w="5800"/>
+          </w:tcPr>
+          <w:p>
+            <w:r>
+              <w:t xml:space="preserve">unclear</w:t>
+            </w:r>
+          </w:p>
+        </w:tc>
+      </w:tr>
+      <w:tr>
+        <w:tc>
+          <w:tcPr>
+            <w:tcW w:type="dxa" w:w="3200"/>
+            <w:shd w:fill="F2F2F2" w:val="clear"/>
+          </w:tcPr>
+          <w:p>
+            <w:r>
+              <w:rPr>
+                <w:b/>
+                <w:bCs/>
+              </w:rPr>
+              <w:t xml:space="preserve">Guidance credibility</w:t>
+            </w:r>
+          </w:p>
+        </w:tc>
+        <w:tc>
+          <w:tcPr>
+            <w:tcW w:type="dxa" w:w="5800"/>
+          </w:tcPr>
+          <w:p>
+            <w:r>
+              <w:t xml:space="preserve">mixed</w:t>
+            </w:r>
+          </w:p>
+        </w:tc>
+      </w:tr>
+      <w:tr>
+        <w:tc>
+          <w:tcPr>
+            <w:tcW w:type="dxa" w:w="3200"/>
+            <w:shd w:fill="F2F2F2" w:val="clear"/>
+          </w:tcPr>
+          <w:p>
+            <w:r>
+              <w:rPr>
+                <w:b/>
+                <w:bCs/>
+              </w:rPr>
+              <w:t xml:space="preserve">Shareholder returns</w:t>
+            </w:r>
+          </w:p>
+        </w:tc>
+        <w:tc>
+          <w:tcPr>
+            <w:tcW w:type="dxa" w:w="5800"/>
+          </w:tcPr>
+          <w:p>
+            <w:r>
+              <w:t xml:space="preserve">unclear</w:t>
+            </w:r>
+          </w:p>
+        </w:tc>
+      </w:tr>
+      <w:tr>
+        <w:tc>
+          <w:tcPr>
+            <w:tcW w:type="dxa" w:w="3200"/>
+            <w:shd w:fill="F2F2F2" w:val="clear"/>
+          </w:tcPr>
+          <w:p>
+            <w:r>
+              <w:rPr>
+                <w:b/>
+                <w:bCs/>
+              </w:rPr>
+              <w:t xml:space="preserve">Capability ladder / VAP</w:t>
+            </w:r>
+          </w:p>
+        </w:tc>
+        <w:tc>
+          <w:tcPr>
+            <w:tcW w:type="dxa" w:w="5800"/>
+          </w:tcPr>
+          <w:p>
+            <w:r>
+              <w:t xml:space="preserve">—</w:t>
+            </w:r>
+          </w:p>
+        </w:tc>
+      </w:tr>
+    </w:tbl>
+    <w:p>
+      <w:pPr>
+        <w:spacing w:after="120"/>
+      </w:pPr>
+      <w:r>
+        <w:rPr>
+          <w:b/>
+          <w:bCs/>
+          <w:sz w:val="20"/>
+          <w:szCs w:val="20"/>
+        </w:rPr>
+        <w:t xml:space="preserve">Quality metrics (ROCE · debt · FCF · margin · capex):</w:t>
+      </w:r>
+    </w:p>
+    <w:tbl>
+      <w:tblPr>
+        <w:tblW w:type="dxa" w:w="9000"/>
+        <w:tblBorders>
+          <w:top w:val="single" w:color="auto" w:sz="4"/>
+          <w:left w:val="single" w:color="auto" w:sz="4"/>
+          <w:bottom w:val="single" w:color="auto" w:sz="4"/>
+          <w:right w:val="single" w:color="auto" w:sz="4"/>
+          <w:insideH w:val="single" w:color="auto" w:sz="4"/>
+          <w:insideV w:val="single" w:color="auto" w:sz="4"/>
+        </w:tblBorders>
+      </w:tblPr>
+      <w:tblGrid>
+        <w:gridCol w:w="3200"/>
+        <w:gridCol w:w="5800"/>
+      </w:tblGrid>
+      <w:tr>
+        <w:tc>
+          <w:tcPr>
+            <w:tcW w:type="dxa" w:w="3200"/>
+            <w:shd w:fill="F2F2F2" w:val="clear"/>
+          </w:tcPr>
+          <w:p>
+            <w:r>
+              <w:rPr>
+                <w:b/>
+                <w:bCs/>
+              </w:rPr>
+              <w:t xml:space="preserve">Assessment</w:t>
+            </w:r>
+          </w:p>
+        </w:tc>
+        <w:tc>
+          <w:tcPr>
+            <w:tcW w:type="dxa" w:w="5800"/>
+          </w:tcPr>
+          <w:p>
+            <w:r>
+              <w:t xml:space="preserve">concern</w:t>
+            </w:r>
+          </w:p>
+        </w:tc>
+      </w:tr>
+      <w:tr>
+        <w:tc>
+          <w:tcPr>
+            <w:tcW w:type="dxa" w:w="3200"/>
+            <w:shd w:fill="F2F2F2" w:val="clear"/>
+          </w:tcPr>
+          <w:p>
+            <w:r>
+              <w:rPr>
+                <w:b/>
+                <w:bCs/>
+              </w:rPr>
+              <w:t xml:space="preserve">ROCE</w:t>
+            </w:r>
+          </w:p>
+        </w:tc>
+        <w:tc>
+          <w:tcPr>
+            <w:tcW w:type="dxa" w:w="5800"/>
+          </w:tcPr>
+          <w:p>
+            <w:r>
+              <w:t xml:space="preserve">—</w:t>
+            </w:r>
+          </w:p>
+        </w:tc>
+      </w:tr>
+      <w:tr>
+        <w:tc>
+          <w:tcPr>
+            <w:tcW w:type="dxa" w:w="3200"/>
+            <w:shd w:fill="F2F2F2" w:val="clear"/>
+          </w:tcPr>
+          <w:p>
+            <w:r>
+              <w:rPr>
+                <w:b/>
+                <w:bCs/>
+              </w:rPr>
+              <w:t xml:space="preserve">Leverage</w:t>
+            </w:r>
+          </w:p>
+        </w:tc>
+        <w:tc>
+          <w:tcPr>
+            <w:tcW w:type="dxa" w:w="5800"/>
+          </w:tcPr>
+          <w:p>
+            <w:r>
+              <w:t xml:space="preserve">—</w:t>
+            </w:r>
+          </w:p>
+        </w:tc>
+      </w:tr>
+      <w:tr>
+        <w:tc>
+          <w:tcPr>
+            <w:tcW w:type="dxa" w:w="3200"/>
+            <w:shd w:fill="F2F2F2" w:val="clear"/>
+          </w:tcPr>
+          <w:p>
+            <w:r>
+              <w:rPr>
+                <w:b/>
+                <w:bCs/>
+              </w:rPr>
+              <w:t xml:space="preserve">FCF conversion</w:t>
+            </w:r>
+          </w:p>
+        </w:tc>
+        <w:tc>
+          <w:tcPr>
+            <w:tcW w:type="dxa" w:w="5800"/>
+          </w:tcPr>
+          <w:p>
+            <w:r>
+              <w:t xml:space="preserve">—</w:t>
+            </w:r>
+          </w:p>
+        </w:tc>
+      </w:tr>
+      <w:tr>
+        <w:tc>
+          <w:tcPr>
+            <w:tcW w:type="dxa" w:w="3200"/>
+            <w:shd w:fill="F2F2F2" w:val="clear"/>
+          </w:tcPr>
+          <w:p>
+            <w:r>
+              <w:rPr>
+                <w:b/>
+                <w:bCs/>
+              </w:rPr>
+              <w:t xml:space="preserve">Margin trend</w:t>
+            </w:r>
+          </w:p>
+        </w:tc>
+        <w:tc>
+          <w:tcPr>
+            <w:tcW w:type="dxa" w:w="5800"/>
+          </w:tcPr>
+          <w:p>
+            <w:r>
+              <w:t xml:space="preserve">contracting</w:t>
+            </w:r>
+          </w:p>
+        </w:tc>
+      </w:tr>
+      <w:tr>
+        <w:tc>
+          <w:tcPr>
+            <w:tcW w:type="dxa" w:w="3200"/>
+            <w:shd w:fill="F2F2F2" w:val="clear"/>
+          </w:tcPr>
+          <w:p>
+            <w:r>
+              <w:rPr>
+                <w:b/>
+                <w:bCs/>
+              </w:rPr>
+              <w:t xml:space="preserve">Capex efficiency</w:t>
+            </w:r>
+          </w:p>
+        </w:tc>
+        <w:tc>
+          <w:tcPr>
+            <w:tcW w:type="dxa" w:w="5800"/>
+          </w:tcPr>
+          <w:p>
+            <w:r>
+              <w:t xml:space="preserve">unclear</w:t>
+            </w:r>
+          </w:p>
+        </w:tc>
+      </w:tr>
+    </w:tbl>
     <w:p>
       <w:pPr>
         <w:pStyle w:val="Heading1"/>
         <w:spacing w:after="120" w:before="280"/>
       </w:pPr>
       <w:r>
-        <w:t xml:space="preserve">Bull Case</w:t>
-      </w:r>
-    </w:p>
-    <w:p>
-      <w:pPr>
-        <w:pStyle w:val="ListParagraph"/>
-        <w:numPr>
-          <w:ilvl w:val="0"/>
-          <w:numId w:val="1"/>
-        </w:numPr>
-        <w:spacing w:after="60"/>
-      </w:pPr>
-      <w:r>
-        <w:t xml:space="preserve">Named, dated structural tailwind: GST on individual health/life premiums cut to nil (Sept 2025), directly boosting retail health demand</w:t>
-      </w:r>
-    </w:p>
-    <w:p>
-      <w:pPr>
-        <w:pStyle w:val="ListParagraph"/>
-        <w:numPr>
-          <w:ilvl w:val="0"/>
-          <w:numId w:val="1"/>
-        </w:numPr>
-        <w:spacing w:after="60"/>
-      </w:pPr>
-      <w:r>
-        <w:t xml:space="preserve">Largest private non-life insurer in India (~9.4% GDPI share) with strong distribution and brand</w:t>
-      </w:r>
-    </w:p>
-    <w:p>
-      <w:pPr>
-        <w:pStyle w:val="ListParagraph"/>
-        <w:numPr>
-          <w:ilvl w:val="0"/>
-          <w:numId w:val="1"/>
-        </w:numPr>
-        <w:spacing w:after="60"/>
-      </w:pPr>
-      <w:r>
-        <w:t xml:space="preserve">Solid ROE (~17%) and improving claims experience cited as an additional earnings tailwind</w:t>
+        <w:t xml:space="preserve">Fundamentals-Gap Checks (shareholding · working capital · sector KPIs · scenario analysis)</w:t>
+      </w:r>
+    </w:p>
+    <w:p>
+      <w:pPr>
+        <w:spacing w:after="120"/>
+      </w:pPr>
+      <w:r>
+        <w:rPr>
+          <w:i/>
+          <w:iCs/>
+          <w:color w:val="666666"/>
+          <w:sz w:val="18"/>
+          <w:szCs w:val="18"/>
+        </w:rPr>
+        <w:t xml:space="preserve">Extra fundamentals extracted from the same filings — informational only, not yet consumed by any scoring script.</w:t>
+      </w:r>
+    </w:p>
+    <w:p>
+      <w:pPr>
+        <w:spacing w:after="120"/>
+      </w:pPr>
+      <w:r>
+        <w:rPr>
+          <w:b/>
+          <w:bCs/>
+          <w:sz w:val="20"/>
+          <w:szCs w:val="20"/>
+        </w:rPr>
+        <w:t xml:space="preserve">Shareholding pattern:</w:t>
+      </w:r>
+    </w:p>
+    <w:tbl>
+      <w:tblPr>
+        <w:tblW w:type="dxa" w:w="9000"/>
+        <w:tblBorders>
+          <w:top w:val="single" w:color="auto" w:sz="4"/>
+          <w:left w:val="single" w:color="auto" w:sz="4"/>
+          <w:bottom w:val="single" w:color="auto" w:sz="4"/>
+          <w:right w:val="single" w:color="auto" w:sz="4"/>
+          <w:insideH w:val="single" w:color="auto" w:sz="4"/>
+          <w:insideV w:val="single" w:color="auto" w:sz="4"/>
+        </w:tblBorders>
+      </w:tblPr>
+      <w:tblGrid>
+        <w:gridCol w:w="3200"/>
+        <w:gridCol w:w="5800"/>
+      </w:tblGrid>
+      <w:tr>
+        <w:tc>
+          <w:tcPr>
+            <w:tcW w:type="dxa" w:w="3200"/>
+            <w:shd w:fill="F2F2F2" w:val="clear"/>
+          </w:tcPr>
+          <w:p>
+            <w:r>
+              <w:rPr>
+                <w:b/>
+                <w:bCs/>
+              </w:rPr>
+              <w:t xml:space="preserve">Promoter %</w:t>
+            </w:r>
+          </w:p>
+        </w:tc>
+        <w:tc>
+          <w:tcPr>
+            <w:tcW w:type="dxa" w:w="5800"/>
+          </w:tcPr>
+          <w:p>
+            <w:r>
+              <w:t xml:space="preserve">51.2% (stable)</w:t>
+            </w:r>
+          </w:p>
+        </w:tc>
+      </w:tr>
+      <w:tr>
+        <w:tc>
+          <w:tcPr>
+            <w:tcW w:type="dxa" w:w="3200"/>
+            <w:shd w:fill="F2F2F2" w:val="clear"/>
+          </w:tcPr>
+          <w:p>
+            <w:r>
+              <w:rPr>
+                <w:b/>
+                <w:bCs/>
+              </w:rPr>
+              <w:t xml:space="preserve">Pledge %</w:t>
+            </w:r>
+          </w:p>
+        </w:tc>
+        <w:tc>
+          <w:tcPr>
+            <w:tcW w:type="dxa" w:w="5800"/>
+          </w:tcPr>
+          <w:p>
+            <w:r>
+              <w:t xml:space="preserve">0% (stable)</w:t>
+            </w:r>
+          </w:p>
+        </w:tc>
+      </w:tr>
+      <w:tr>
+        <w:tc>
+          <w:tcPr>
+            <w:tcW w:type="dxa" w:w="3200"/>
+            <w:shd w:fill="F2F2F2" w:val="clear"/>
+          </w:tcPr>
+          <w:p>
+            <w:r>
+              <w:rPr>
+                <w:b/>
+                <w:bCs/>
+              </w:rPr>
+              <w:t xml:space="preserve">FII/DII %</w:t>
+            </w:r>
+          </w:p>
+        </w:tc>
+        <w:tc>
+          <w:tcPr>
+            <w:tcW w:type="dxa" w:w="5800"/>
+          </w:tcPr>
+          <w:p>
+            <w:r>
+              <w:t xml:space="preserve">—</w:t>
+            </w:r>
+          </w:p>
+        </w:tc>
+      </w:tr>
+      <w:tr>
+        <w:tc>
+          <w:tcPr>
+            <w:tcW w:type="dxa" w:w="3200"/>
+            <w:shd w:fill="F2F2F2" w:val="clear"/>
+          </w:tcPr>
+          <w:p>
+            <w:r>
+              <w:rPr>
+                <w:b/>
+                <w:bCs/>
+              </w:rPr>
+              <w:t xml:space="preserve">Quarters checked</w:t>
+            </w:r>
+          </w:p>
+        </w:tc>
+        <w:tc>
+          <w:tcPr>
+            <w:tcW w:type="dxa" w:w="5800"/>
+          </w:tcPr>
+          <w:p>
+            <w:r>
+              <w:t xml:space="preserve">Q4FY26, Q1FY27</w:t>
+            </w:r>
+          </w:p>
+        </w:tc>
+      </w:tr>
+    </w:tbl>
+    <w:p>
+      <w:pPr>
+        <w:spacing w:after="120"/>
+      </w:pPr>
+      <w:r>
+        <w:rPr>
+          <w:color w:val="666666"/>
+          <w:sz w:val="18"/>
+          <w:szCs w:val="18"/>
+        </w:rPr>
+        <w:t xml:space="preserve">Promoter (ICICI Bank group) holding stable at ~51.2%; no pledge found. No governance concern from shareholding pattern this pass.</w:t>
+      </w:r>
+    </w:p>
+    <w:p>
+      <w:pPr>
+        <w:spacing w:after="120"/>
+      </w:pPr>
+      <w:r>
+        <w:rPr>
+          <w:b/>
+          <w:bCs/>
+          <w:sz w:val="20"/>
+          <w:szCs w:val="20"/>
+        </w:rPr>
+        <w:t xml:space="preserve">Sector KPIs:</w:t>
+      </w:r>
+    </w:p>
+    <w:p>
+      <w:pPr>
+        <w:pStyle w:val="ListParagraph"/>
+        <w:numPr>
+          <w:ilvl w:val="0"/>
+          <w:numId w:val="1"/>
+        </w:numPr>
+        <w:spacing w:after="60"/>
+      </w:pPr>
+      <w:r>
+        <w:t xml:space="preserve">Combined ratio: 107.2% Q1FY27 vs 102.9% Q1FY26 (declining) — guided back to 102-103% for FY27</w:t>
+      </w:r>
+    </w:p>
+    <w:p>
+      <w:pPr>
+        <w:pStyle w:val="ListParagraph"/>
+        <w:numPr>
+          <w:ilvl w:val="0"/>
+          <w:numId w:val="1"/>
+        </w:numPr>
+        <w:spacing w:after="60"/>
+      </w:pPr>
+      <w:r>
+        <w:t xml:space="preserve">Solvency ratio: 2.71x (Jun-2026) vs 1.5x regulatory minimum (improving)</w:t>
+      </w:r>
+    </w:p>
+    <w:p>
+      <w:pPr>
+        <w:pStyle w:val="ListParagraph"/>
+        <w:numPr>
+          <w:ilvl w:val="0"/>
+          <w:numId w:val="1"/>
+        </w:numPr>
+        <w:spacing w:after="60"/>
+      </w:pPr>
+      <w:r>
+        <w:t xml:space="preserve">Health segment GWP growth / market share: +24.9% YoY; share 3.5% -&gt; 4.5% (improving)</w:t>
+      </w:r>
+    </w:p>
+    <w:p>
+      <w:pPr>
+        <w:pStyle w:val="ListParagraph"/>
+        <w:numPr>
+          <w:ilvl w:val="0"/>
+          <w:numId w:val="1"/>
+        </w:numPr>
+        <w:spacing w:after="60"/>
+      </w:pPr>
+      <w:r>
+        <w:t xml:space="preserve">GWP growth (overall): +10% YoY Q1FY27 to Rs 8,860cr (stable)</w:t>
       </w:r>
     </w:p>
     <w:p>
@@ -406,59 +1694,15 @@
         <w:spacing w:after="120" w:before="280"/>
       </w:pPr>
       <w:r>
-        <w:t xml:space="preserve">Bear Case / Key Risks</w:t>
-      </w:r>
-    </w:p>
-    <w:p>
-      <w:pPr>
-        <w:pStyle w:val="ListParagraph"/>
-        <w:numPr>
-          <w:ilvl w:val="0"/>
-          <w:numId w:val="1"/>
-        </w:numPr>
-        <w:spacing w:after="60"/>
-      </w:pPr>
-      <w:r>
-        <w:t xml:space="preserve">Mega-cap (~Rs 70,000-100,000+ Cr) - no plausible path to a 10x-in-2-3-years or 100x-in-10-years outcome regardless of the tailwind</w:t>
-      </w:r>
-    </w:p>
-    <w:p>
-      <w:pPr>
-        <w:pStyle w:val="ListParagraph"/>
-        <w:numPr>
-          <w:ilvl w:val="0"/>
-          <w:numId w:val="1"/>
-        </w:numPr>
-        <w:spacing w:after="60"/>
-      </w:pPr>
-      <w:r>
-        <w:t xml:space="preserve">GST reform forced commission cuts to distributors - a real near-term margin offset to the demand tailwind</w:t>
-      </w:r>
-    </w:p>
-    <w:p>
-      <w:pPr>
-        <w:pStyle w:val="ListParagraph"/>
-        <w:numPr>
-          <w:ilvl w:val="0"/>
-          <w:numId w:val="1"/>
-        </w:numPr>
-        <w:spacing w:after="60"/>
-      </w:pPr>
-      <w:r>
-        <w:t xml:space="preserve">Market-cap figures across sources are inconsistent (screener ~Rs 72,900 Cr vs another source's ~Rs 1.02 lakh Cr) - not reconciled this pass</w:t>
-      </w:r>
-    </w:p>
-    <w:p>
-      <w:pPr>
-        <w:pStyle w:val="ListParagraph"/>
-        <w:numPr>
-          <w:ilvl w:val="0"/>
-          <w:numId w:val="1"/>
-        </w:numPr>
-        <w:spacing w:after="60"/>
-      </w:pPr>
-      <w:r>
-        <w:t xml:space="preserve">Untrusted, uncorroborated X source (@saditya10p, medium conviction only)</w:t>
+        <w:t xml:space="preserve">Technical Read (Weekly / Monthly MACD + Bollinger Bands, or RSI/CCI/Williams %R proxy)</w:t>
+      </w:r>
+    </w:p>
+    <w:p>
+      <w:pPr>
+        <w:spacing w:after="120"/>
+      </w:pPr>
+      <w:r>
+        <w:t xml:space="preserve">Trading in the upper half of its 52-week range (~Rs 1,545-2,065) - not decision-relevant to the large-cap 'neither' verdict.</w:t>
       </w:r>
     </w:p>
     <w:p>
@@ -467,7 +1711,15 @@
         <w:spacing w:after="120" w:before="280"/>
       </w:pPr>
       <w:r>
-        <w:t xml:space="preserve">Market-Cap Tier (informational — not a gate in this project)</w:t>
+        <w:t xml:space="preserve">ValuePickr Community Signal</w:t>
+      </w:r>
+    </w:p>
+    <w:p>
+      <w:pPr>
+        <w:spacing w:after="120"/>
+      </w:pPr>
+      <w:r>
+        <w:t xml:space="preserve">No forum deep-dive performed - large-cap-with-inflection still can't support this project's 10x/100x thesis, so a full ValuePickr thread read was not pursued per fast-triage scope. No dedicated thread search attempted this pass; topic_id remains null.</w:t>
       </w:r>
     </w:p>
     <w:p>
@@ -478,8 +1730,190 @@
         <w:rPr>
           <w:b/>
           <w:bCs/>
-        </w:rPr>
-        <w:t xml:space="preserve">Large/mega-cap (~Rs 70,000-100,000+ Cr)</w:t>
+          <w:sz w:val="20"/>
+          <w:szCs w:val="20"/>
+        </w:rPr>
+        <w:t xml:space="preserve">High-conviction call from a top contributor: </w:t>
+      </w:r>
+      <w:r>
+        <w:rPr>
+          <w:sz w:val="20"/>
+          <w:szCs w:val="20"/>
+        </w:rPr>
+        <w:t xml:space="preserve">None sought this pass beyond the originating X mention.</w:t>
+      </w:r>
+    </w:p>
+    <w:p>
+      <w:pPr>
+        <w:pStyle w:val="Heading1"/>
+        <w:spacing w:after="120" w:before="280"/>
+      </w:pPr>
+      <w:r>
+        <w:t xml:space="preserve">BSE Corporate Actions / Other Red Flags</w:t>
+      </w:r>
+    </w:p>
+    <w:p>
+      <w:pPr>
+        <w:spacing w:after="120"/>
+      </w:pPr>
+      <w:r>
+        <w:t xml:space="preserve">No SEBI/fraud/going-concern red flags found this pass. Auditor changed to B S R &amp; Co LLP (from PKF Sridhar &amp; Santhanam) - routine mandated statutory-auditor rotation, not a resignation/concern. Company has faced routine GST demand notices/disputes (standard for insurers post the 2025 GST rate change) and has contested/received partial relief on some - administrative/tax litigation noise, not a red-flag-tier issue. No promoter pledge; holding stable at ~51.2%.</w:t>
+      </w:r>
+    </w:p>
+    <w:p>
+      <w:pPr>
+        <w:pStyle w:val="Heading1"/>
+        <w:spacing w:after="120" w:before="280"/>
+      </w:pPr>
+      <w:r>
+        <w:t xml:space="preserve">Bull Case</w:t>
+      </w:r>
+    </w:p>
+    <w:p>
+      <w:pPr>
+        <w:pStyle w:val="ListParagraph"/>
+        <w:numPr>
+          <w:ilvl w:val="0"/>
+          <w:numId w:val="1"/>
+        </w:numPr>
+        <w:spacing w:after="60"/>
+      </w:pPr>
+      <w:r>
+        <w:t xml:space="preserve">Named, dated structural tailwind: GST on individual health/life premiums cut to nil (Sept 2025) is converting into real share gains - health GWP +24.9% YoY Q1FY27, market share 3.5% -&gt; 4.5%</w:t>
+      </w:r>
+    </w:p>
+    <w:p>
+      <w:pPr>
+        <w:pStyle w:val="ListParagraph"/>
+        <w:numPr>
+          <w:ilvl w:val="0"/>
+          <w:numId w:val="1"/>
+        </w:numPr>
+        <w:spacing w:after="60"/>
+      </w:pPr>
+      <w:r>
+        <w:t xml:space="preserve">Largest private non-life insurer in India (~9.4% GDPI share) with strong distribution, brand and a healthy 2.71x solvency ratio well above the 1.5x regulatory floor</w:t>
+      </w:r>
+    </w:p>
+    <w:p>
+      <w:pPr>
+        <w:pStyle w:val="ListParagraph"/>
+        <w:numPr>
+          <w:ilvl w:val="0"/>
+          <w:numId w:val="1"/>
+        </w:numPr>
+        <w:spacing w:after="60"/>
+      </w:pPr>
+      <w:r>
+        <w:t xml:space="preserve">Management guides combined ratio back to 102-103% for FY27 (from 107.2% in Q1); stock already corrected 13-15% post-results, and brokerage consensus target (~Rs 1,950 avg) implies upside if the recovery is delivered</w:t>
+      </w:r>
+    </w:p>
+    <w:p>
+      <w:pPr>
+        <w:pStyle w:val="ListParagraph"/>
+        <w:numPr>
+          <w:ilvl w:val="0"/>
+          <w:numId w:val="1"/>
+        </w:numPr>
+        <w:spacing w:after="60"/>
+      </w:pPr>
+      <w:r>
+        <w:t xml:space="preserve">FY26 profit (~Rs 2,772cr) supported a Rs 7/share dividend; no promoter pledge, holding stable at 51.2%</w:t>
+      </w:r>
+    </w:p>
+    <w:p>
+      <w:pPr>
+        <w:pStyle w:val="Heading1"/>
+        <w:spacing w:after="120" w:before="280"/>
+      </w:pPr>
+      <w:r>
+        <w:t xml:space="preserve">Bear Case / Key Risks</w:t>
+      </w:r>
+    </w:p>
+    <w:p>
+      <w:pPr>
+        <w:pStyle w:val="ListParagraph"/>
+        <w:numPr>
+          <w:ilvl w:val="0"/>
+          <w:numId w:val="1"/>
+        </w:numPr>
+        <w:spacing w:after="60"/>
+      </w:pPr>
+      <w:r>
+        <w:t xml:space="preserve">Mega-cap (~Rs 73,000-75,000 Cr) - no plausible path to a 10x-in-2-3-years or 100x-in-10-years outcome regardless of the tailwind</w:t>
+      </w:r>
+    </w:p>
+    <w:p>
+      <w:pPr>
+        <w:pStyle w:val="ListParagraph"/>
+        <w:numPr>
+          <w:ilvl w:val="0"/>
+          <w:numId w:val="1"/>
+        </w:numPr>
+        <w:spacing w:after="60"/>
+      </w:pPr>
+      <w:r>
+        <w:t xml:space="preserve">Q1 FY27 PAT fell 46% YoY (Rs 403cr vs Rs 747cr) as combined ratio spiked to 107.2% on a Supreme Court Motor TP ruling (new compensation head, Rs 165cr reserve) plus large Fire-segment losses - a real, structural earnings shock, not a one-line footnote</w:t>
+      </w:r>
+    </w:p>
+    <w:p>
+      <w:pPr>
+        <w:pStyle w:val="ListParagraph"/>
+        <w:numPr>
+          <w:ilvl w:val="0"/>
+          <w:numId w:val="1"/>
+        </w:numPr>
+        <w:spacing w:after="60"/>
+      </w:pPr>
+      <w:r>
+        <w:t xml:space="preserve">Motor TP loss ratios expected to rise 12-15pts industry-wide until premiums are repriced - recovery timing depends on IRDAI approval, outside management's control; several brokerages (Jefferies, Citi, MOFSL) cut estimates and/or downgraded post-results</w:t>
+      </w:r>
+    </w:p>
+    <w:p>
+      <w:pPr>
+        <w:pStyle w:val="ListParagraph"/>
+        <w:numPr>
+          <w:ilvl w:val="0"/>
+          <w:numId w:val="1"/>
+        </w:numPr>
+        <w:spacing w:after="60"/>
+      </w:pPr>
+      <w:r>
+        <w:t xml:space="preserve">GST reform also forced commission-structure cuts to distributors on GST-exempt policies - a real ongoing margin offset to the demand tailwind</w:t>
+      </w:r>
+    </w:p>
+    <w:p>
+      <w:pPr>
+        <w:pStyle w:val="ListParagraph"/>
+        <w:numPr>
+          <w:ilvl w:val="0"/>
+          <w:numId w:val="1"/>
+        </w:numPr>
+        <w:spacing w:after="60"/>
+      </w:pPr>
+      <w:r>
+        <w:t xml:space="preserve">Untrusted, uncorroborated originating X source (@saditya10p, medium conviction only)</w:t>
+      </w:r>
+    </w:p>
+    <w:p>
+      <w:pPr>
+        <w:pStyle w:val="Heading1"/>
+        <w:spacing w:after="120" w:before="280"/>
+      </w:pPr>
+      <w:r>
+        <w:t xml:space="preserve">Market-Cap Tier (informational — not a gate in this project)</w:t>
+      </w:r>
+    </w:p>
+    <w:p>
+      <w:pPr>
+        <w:spacing w:after="120"/>
+      </w:pPr>
+      <w:r>
+        <w:rPr>
+          <w:b/>
+          <w:bCs/>
+        </w:rPr>
+        <w:t xml:space="preserve">Large/mega-cap (~Rs 73,000-75,000 Cr, Sept 2026)</w:t>
       </w:r>
     </w:p>
     <w:p>
@@ -530,7 +1964,7 @@
           <w:sz w:val="20"/>
           <w:szCs w:val="20"/>
         </w:rPr>
-        <w:t xml:space="preserve">Named Sept-2025 GST-exemption structural tailwind (not generic) justifies tam=yes for a large-cap; market leadership supports moat; valuation weak given near-term commission-cut margin offset and mixed market-cap data. Mega-cap size means the score is informational only - thesis_fit stays 'neither' regardless.</w:t>
+        <w:t xml:space="preserve">Named Sept-2025 GST-exemption structural tailwind (not generic) justifies tam=yes for a large-cap and is now showing up as real health-segment share gains (3.5%-&gt;4.5%); market leadership supports moat; valuation weak - trailing P/E ~31x / P/B ~4.44x is not cheap even after the post-Q1FY27 correction, and the combined-ratio recovery to 102-103% is not yet proven. Mega-cap size means the score is informational only - thesis_fit stays 'neither' regardless.</w:t>
       </w:r>
     </w:p>
     <w:p>
@@ -553,46 +1987,59 @@
           <w:sz w:val="24"/>
           <w:szCs w:val="24"/>
         </w:rPr>
-        <w:t xml:space="preserve">Genuine named structural tailwind (Sept 2025 GST exemption on health/life premiums) directly benefits India's largest private non-life insurer, but mega-cap size rules out this project's 10x/100x thesis - 'neither', conviction Medium.</w:t>
-      </w:r>
-    </w:p>
-    <w:p>
-      <w:pPr>
-        <w:pStyle w:val="ListParagraph"/>
-        <w:numPr>
-          <w:ilvl w:val="0"/>
-          <w:numId w:val="1"/>
-        </w:numPr>
-        <w:spacing w:after="60"/>
-      </w:pPr>
-      <w:r>
-        <w:t xml:space="preserve">Large-cap rule: found a specific NAMED regulatory/structural inflection (GST exemption, Sept 2025) rather than a generic 'good business' claim, so tam scored 'yes' rather than the large-cap default 'no'</w:t>
-      </w:r>
-    </w:p>
-    <w:p>
-      <w:pPr>
-        <w:pStyle w:val="ListParagraph"/>
-        <w:numPr>
-          <w:ilvl w:val="0"/>
-          <w:numId w:val="1"/>
-        </w:numPr>
-        <w:spacing w:after="60"/>
-      </w:pPr>
-      <w:r>
-        <w:t xml:space="preserve">Even with the inflection, market cap (~Rs 70,000-100,000+ Cr) is far too large for a 10x-in-2-3-years or 100x-in-10-years outcome to be mathematically plausible - thesis_fit 'neither' regardless of four-box score</w:t>
-      </w:r>
-    </w:p>
-    <w:p>
-      <w:pPr>
-        <w:pStyle w:val="ListParagraph"/>
-        <w:numPr>
-          <w:ilvl w:val="0"/>
-          <w:numId w:val="1"/>
-        </w:numPr>
-        <w:spacing w:after="60"/>
-      </w:pPr>
-      <w:r>
-        <w:t xml:space="preserve">Conviction Medium (not higher): the inflection is real, but a near-term margin offset (commission cuts) and unreconciled market-cap figures temper it</w:t>
+        <w:t xml:space="preserve">Genuine named structural tailwind (Sept 2025 GST exemption) is real and gaining share in health, but a Q1FY27 earnings shock (PAT -46% YoY, combined ratio 107.2% on a Supreme Court Motor TP ruling) adds a material near-term risk the initial triage missed - mega-cap size keeps thesis_fit 'neither'; conviction trimmed to Low-Medium pending FY27 combined-ratio recovery proof.</w:t>
+      </w:r>
+    </w:p>
+    <w:p>
+      <w:pPr>
+        <w:pStyle w:val="ListParagraph"/>
+        <w:numPr>
+          <w:ilvl w:val="0"/>
+          <w:numId w:val="1"/>
+        </w:numPr>
+        <w:spacing w:after="60"/>
+      </w:pPr>
+      <w:r>
+        <w:t xml:space="preserve">Large-cap rule: a specific NAMED regulatory/structural inflection (GST exemption, Sept 2025) still justifies tam='yes' rather than the large-cap default 'no', and it is converting into real health-segment share gains (3.5% -&gt; 4.5%)</w:t>
+      </w:r>
+    </w:p>
+    <w:p>
+      <w:pPr>
+        <w:pStyle w:val="ListParagraph"/>
+        <w:numPr>
+          <w:ilvl w:val="0"/>
+          <w:numId w:val="1"/>
+        </w:numPr>
+        <w:spacing w:after="60"/>
+      </w:pPr>
+      <w:r>
+        <w:t xml:space="preserve">Even with the inflection, market cap (~Rs 73,000-75,000 Cr) is far too large for a 10x-in-2-3-years or 100x-in-10-years outcome to be mathematically plausible - thesis_fit 'neither' regardless of four-box score</w:t>
+      </w:r>
+    </w:p>
+    <w:p>
+      <w:pPr>
+        <w:pStyle w:val="ListParagraph"/>
+        <w:numPr>
+          <w:ilvl w:val="0"/>
+          <w:numId w:val="1"/>
+        </w:numPr>
+        <w:spacing w:after="60"/>
+      </w:pPr>
+      <w:r>
+        <w:t xml:space="preserve">Conviction downgraded from Medium to Low-Medium: this pass's fresh Q1FY27 read surfaced a material earnings shock (PAT -46% YoY, combined ratio 107.2%) driven by a Supreme Court Motor TP ruling that is outside management's control and requires regulatory repricing - a real new risk the prior triage-level pass did not have visibility into</w:t>
+      </w:r>
+    </w:p>
+    <w:p>
+      <w:pPr>
+        <w:pStyle w:val="ListParagraph"/>
+        <w:numPr>
+          <w:ilvl w:val="0"/>
+          <w:numId w:val="1"/>
+        </w:numPr>
+        <w:spacing w:after="60"/>
+      </w:pPr>
+      <w:r>
+        <w:t xml:space="preserve">Solvency (2.71x) and the underlying GST-driven health tailwind keep this from falling further - not a red-flag situation, just a name to revisit after 1-2 quarters of combined-ratio recovery evidence</w:t>
       </w:r>
     </w:p>
     <w:p>

--- a/projects/valuepickr-open-screen/docs/ICICI Lombard.docx
+++ b/projects/valuepickr-open-screen/docs/ICICI Lombard.docx
@@ -2071,6 +2071,179 @@
           <w:szCs w:val="18"/>
         </w:rPr>
         <w:t xml:space="preserve">This is independent research and analysis for informational purposes only, not personalized financial or investment advice. Past multi-bagger performance and forum/social sentiment are not indicators of future returns. Do your own due diligence before investing.</w:t>
+      </w:r>
+    </w:p>
+    <w:p/>
+    <w:p>
+      <w:r>
+        <w:rPr>
+          <w:b/>
+          <w:sz w:val="28"/>
+        </w:rPr>
+        <w:t>🔄 RESEARCH UPDATE - 2026-10-05</w:t>
+      </w:r>
+    </w:p>
+    <w:p>
+      <w:r>
+        <w:rPr>
+          <w:b/>
+        </w:rPr>
+        <w:t>📊 Key Metrics:</w:t>
+      </w:r>
+    </w:p>
+    <w:p>
+      <w:pPr>
+        <w:ind w:left="360"/>
+      </w:pPr>
+      <w:r>
+        <w:t xml:space="preserve">  • Company: ICICI Lombard General Insurance Company Ltd</w:t>
+      </w:r>
+    </w:p>
+    <w:p>
+      <w:pPr>
+        <w:ind w:left="360"/>
+      </w:pPr>
+      <w:r>
+        <w:t xml:space="preserve">  • Conviction: Low-Medium</w:t>
+      </w:r>
+    </w:p>
+    <w:p>
+      <w:pPr>
+        <w:ind w:left="360"/>
+      </w:pPr>
+      <w:r>
+        <w:t xml:space="preserve">  • Thesis: neither</w:t>
+      </w:r>
+    </w:p>
+    <w:p>
+      <w:pPr>
+        <w:ind w:left="360"/>
+      </w:pPr>
+      <w:r>
+        <w:t xml:space="preserve">  • 4-Box Score: 3.5</w:t>
+      </w:r>
+    </w:p>
+    <w:p>
+      <w:pPr>
+        <w:ind w:left="360"/>
+      </w:pPr>
+      <w:r>
+        <w:t xml:space="preserve">  • Research Date: 2026-09-18</w:t>
+      </w:r>
+    </w:p>
+    <w:p>
+      <w:pPr>
+        <w:ind w:left="360"/>
+      </w:pPr>
+      <w:r>
+        <w:t xml:space="preserve">  • Red Flag: None</w:t>
+      </w:r>
+    </w:p>
+    <w:p/>
+    <w:p>
+      <w:r>
+        <w:rPr>
+          <w:b/>
+        </w:rPr>
+        <w:t>📝 Verdict:</w:t>
+      </w:r>
+    </w:p>
+    <w:p>
+      <w:pPr>
+        <w:ind w:left="360"/>
+      </w:pPr>
+      <w:r>
+        <w:t>Genuine named structural tailwind (Sept 2025 GST exemption) is real and gaining share in health, but a Q1FY27 earnings shock (PAT -46% YoY, combined ratio 107.2% on a Supreme Court Motor TP ruling) adds a material near-term risk the initial triage missed - mega-cap size keeps thesis_fit 'neither'; conviction trimmed to Low-Medium pending FY27 combined-ratio recovery proof.</w:t>
+      </w:r>
+    </w:p>
+    <w:p/>
+    <w:p>
+      <w:r>
+        <w:rPr>
+          <w:b/>
+        </w:rPr>
+        <w:t>📈 Bull Case:</w:t>
+      </w:r>
+    </w:p>
+    <w:p>
+      <w:pPr>
+        <w:ind w:left="360"/>
+      </w:pPr>
+      <w:r>
+        <w:t>Named, dated structural tailwind: GST on individual health/life premiums cut to nil (Sept 2025) is converting into real share gains - health GWP +24.9% YoY Q1FY27, market share 3.5% -&gt; 4.5%</w:t>
+      </w:r>
+    </w:p>
+    <w:p>
+      <w:pPr>
+        <w:ind w:left="360"/>
+      </w:pPr>
+      <w:r>
+        <w:t>Largest private non-life insurer in India (~9.4% GDPI share) with strong distribution, brand and a healthy 2.71x solvency ratio well above the 1.5x regulatory floor</w:t>
+      </w:r>
+    </w:p>
+    <w:p>
+      <w:pPr>
+        <w:ind w:left="360"/>
+      </w:pPr>
+      <w:r>
+        <w:t>Management guides combined ratio back to 102-103% for FY27 (from 107.2% in Q1); stock already corrected 13-15% post-results, and brokerage consensus target (~Rs 1,950 avg) implies upside if the recovery is delivered</w:t>
+      </w:r>
+    </w:p>
+    <w:p>
+      <w:pPr>
+        <w:ind w:left="360"/>
+      </w:pPr>
+      <w:r>
+        <w:t>FY26 profit (~Rs 2,772cr) supported a Rs 7/share dividend; no promoter pledge, holding stable at 51.2%</w:t>
+      </w:r>
+    </w:p>
+    <w:p/>
+    <w:p>
+      <w:r>
+        <w:rPr>
+          <w:b/>
+        </w:rPr>
+        <w:t>📉 Bear Case:</w:t>
+      </w:r>
+    </w:p>
+    <w:p>
+      <w:pPr>
+        <w:ind w:left="360"/>
+      </w:pPr>
+      <w:r>
+        <w:t>Mega-cap (~Rs 73,000-75,000 Cr) - no plausible path to a 10x-in-2-3-years or 100x-in-10-years outcome regardless of the tailwind</w:t>
+      </w:r>
+    </w:p>
+    <w:p>
+      <w:pPr>
+        <w:ind w:left="360"/>
+      </w:pPr>
+      <w:r>
+        <w:t>Q1 FY27 PAT fell 46% YoY (Rs 403cr vs Rs 747cr) as combined ratio spiked to 107.2% on a Supreme Court Motor TP ruling (new compensation head, Rs 165cr reserve) plus large Fire-segment losses - a real, structural earnings shock, not a one-line footnote</w:t>
+      </w:r>
+    </w:p>
+    <w:p>
+      <w:pPr>
+        <w:ind w:left="360"/>
+      </w:pPr>
+      <w:r>
+        <w:t>Motor TP loss ratios expected to rise 12-15pts industry-wide until premiums are repriced - recovery timing depends on IRDAI approval, outside management's control; several brokerages (Jefferies, Citi, MOFSL) cut estimates and/or downgraded post-results</w:t>
+      </w:r>
+    </w:p>
+    <w:p>
+      <w:pPr>
+        <w:ind w:left="360"/>
+      </w:pPr>
+      <w:r>
+        <w:t>GST reform also forced commission-structure cuts to distributors on GST-exempt policies - a real ongoing margin offset to the demand tailwind</w:t>
+      </w:r>
+    </w:p>
+    <w:p>
+      <w:pPr>
+        <w:ind w:left="360"/>
+      </w:pPr>
+      <w:r>
+        <w:t>Untrusted, uncorroborated originating X source (@saditya10p, medium conviction only)</w:t>
       </w:r>
     </w:p>
     <w:sectPr>
